--- a/Lab3/Шутко_451002_Пример работы алгоритмов.docx
+++ b/Lab3/Шутко_451002_Пример работы алгоритмов.docx
@@ -2009,7 +2009,24 @@
                 <w:szCs w:val="28"/>
                 <w:lang w:val="en-US"/>
               </w:rPr>
-              <w:t>mod 23</w:t>
+              <w:t>mod</w:t>
+            </w:r>
+            <w:r>
+              <w:rPr>
+                <w:rFonts w:ascii="Times New Roman" w:hAnsi="Times New Roman" w:cs="Times New Roman"/>
+                <w:sz w:val="28"/>
+                <w:szCs w:val="28"/>
+              </w:rPr>
+              <w:t xml:space="preserve"> </w:t>
+            </w:r>
+            <w:r>
+              <w:rPr>
+                <w:rFonts w:ascii="Times New Roman" w:hAnsi="Times New Roman" w:cs="Times New Roman"/>
+                <w:sz w:val="28"/>
+                <w:szCs w:val="28"/>
+                <w:lang w:val="en-US"/>
+              </w:rPr>
+              <w:t>23</w:t>
             </w:r>
             <w:r>
               <w:rPr>
@@ -2340,62 +2357,7 @@
             <w:sz w:val="28"/>
             <w:szCs w:val="28"/>
           </w:rPr>
-          <m:t xml:space="preserve"> </m:t>
-        </m:r>
-        <m:r>
-          <m:rPr>
-            <m:sty m:val="p"/>
-          </m:rPr>
-          <w:rPr>
-            <w:rFonts w:ascii="Cambria Math" w:hAnsi="Cambria Math" w:cs="Times New Roman"/>
-            <w:sz w:val="28"/>
-            <w:szCs w:val="28"/>
-          </w:rPr>
-          <m:t>37</m:t>
-        </m:r>
-        <m:r>
-          <m:rPr>
-            <m:sty m:val="p"/>
-          </m:rPr>
-          <w:rPr>
-            <w:rFonts w:ascii="Cambria Math" w:hAnsi="Cambria Math" w:cs="Times New Roman"/>
-            <w:sz w:val="28"/>
-            <w:szCs w:val="28"/>
-          </w:rPr>
-          <m:t>=</m:t>
-        </m:r>
-        <m:r>
-          <m:rPr>
-            <m:sty m:val="p"/>
-          </m:rPr>
-          <w:rPr>
-            <w:rFonts w:ascii="Cambria Math" w:hAnsi="Cambria Math" w:cs="Times New Roman"/>
-            <w:sz w:val="28"/>
-            <w:szCs w:val="28"/>
-          </w:rPr>
-          <m:t>36</m:t>
-        </m:r>
-        <m:r>
-          <m:rPr>
-            <m:sty m:val="p"/>
-          </m:rPr>
-          <w:rPr>
-            <w:rFonts w:ascii="Cambria Math" w:hAnsi="Cambria Math" w:cs="Times New Roman"/>
-            <w:sz w:val="28"/>
-            <w:szCs w:val="28"/>
-          </w:rPr>
-          <m:t xml:space="preserve"> !=</m:t>
-        </m:r>
-        <m:r>
-          <m:rPr>
-            <m:sty m:val="p"/>
-          </m:rPr>
-          <w:rPr>
-            <w:rFonts w:ascii="Cambria Math" w:hAnsi="Cambria Math" w:cs="Times New Roman"/>
-            <w:sz w:val="28"/>
-            <w:szCs w:val="28"/>
-          </w:rPr>
-          <m:t>1</m:t>
+          <m:t xml:space="preserve"> 37=36 !=1</m:t>
         </m:r>
       </m:oMath>
       <w:r>
@@ -2440,18 +2402,7 @@
                 <w:sz w:val="28"/>
                 <w:szCs w:val="28"/>
               </w:rPr>
-              <m:t>3</m:t>
-            </m:r>
-            <m:r>
-              <m:rPr>
-                <m:sty m:val="p"/>
-              </m:rPr>
-              <w:rPr>
-                <w:rFonts w:ascii="Cambria Math" w:eastAsiaTheme="minorEastAsia" w:hAnsi="Cambria Math" w:cs="Times New Roman"/>
-                <w:sz w:val="28"/>
-                <w:szCs w:val="28"/>
-              </w:rPr>
-              <m:t>6/3</m:t>
+              <m:t>36/3</m:t>
             </m:r>
           </m:sup>
         </m:sSup>
@@ -2475,18 +2426,7 @@
             <w:sz w:val="28"/>
             <w:szCs w:val="28"/>
           </w:rPr>
-          <m:t>!=</m:t>
-        </m:r>
-        <m:r>
-          <m:rPr>
-            <m:sty m:val="p"/>
-          </m:rPr>
-          <w:rPr>
-            <w:rFonts w:ascii="Cambria Math" w:hAnsi="Cambria Math" w:cs="Times New Roman"/>
-            <w:sz w:val="28"/>
-            <w:szCs w:val="28"/>
-          </w:rPr>
-          <m:t>1</m:t>
+          <m:t>!=1</m:t>
         </m:r>
       </m:oMath>
       <w:r>
@@ -8362,9 +8302,19 @@
           <w:color w:val="EE0000"/>
           <w:sz w:val="28"/>
           <w:szCs w:val="28"/>
+        </w:rPr>
+        <w:t>3</w:t>
+      </w:r>
+      <w:r>
+        <w:rPr>
+          <w:rFonts w:ascii="Times New Roman" w:eastAsiaTheme="minorEastAsia" w:hAnsi="Times New Roman" w:cs="Times New Roman"/>
+          <w:iCs/>
+          <w:color w:val="EE0000"/>
+          <w:sz w:val="28"/>
+          <w:szCs w:val="28"/>
           <w:lang w:val="en-US"/>
         </w:rPr>
-        <w:t>25</w:t>
+        <w:t>5</w:t>
       </w:r>
       <w:r>
         <w:rPr>
@@ -8480,23 +8430,13 @@
           <w:szCs w:val="28"/>
         </w:rPr>
       </w:pPr>
-      <w:proofErr w:type="gramStart"/>
-      <w:r>
-        <w:rPr>
-          <w:rFonts w:ascii="Times New Roman" w:eastAsiaTheme="minorEastAsia" w:hAnsi="Times New Roman" w:cs="Times New Roman"/>
-          <w:sz w:val="28"/>
-          <w:szCs w:val="28"/>
-        </w:rPr>
-        <w:t>НОД(</w:t>
-      </w:r>
-      <w:proofErr w:type="gramEnd"/>
-      <w:r>
-        <w:rPr>
-          <w:rFonts w:ascii="Times New Roman" w:eastAsiaTheme="minorEastAsia" w:hAnsi="Times New Roman" w:cs="Times New Roman"/>
-          <w:sz w:val="28"/>
-          <w:szCs w:val="28"/>
-        </w:rPr>
-        <w:t>89, 55)</w:t>
+      <w:r>
+        <w:rPr>
+          <w:rFonts w:ascii="Times New Roman" w:eastAsiaTheme="minorEastAsia" w:hAnsi="Times New Roman" w:cs="Times New Roman"/>
+          <w:sz w:val="28"/>
+          <w:szCs w:val="28"/>
+        </w:rPr>
+        <w:t>НОД(89, 55)</w:t>
       </w:r>
       <w:r>
         <w:rPr>
@@ -8646,23 +8586,13 @@
           <m:t xml:space="preserve">= </m:t>
         </m:r>
       </m:oMath>
-      <w:proofErr w:type="gramStart"/>
-      <w:r>
-        <w:rPr>
-          <w:rFonts w:ascii="Times New Roman" w:eastAsiaTheme="minorEastAsia" w:hAnsi="Times New Roman" w:cs="Times New Roman"/>
-          <w:sz w:val="28"/>
-          <w:szCs w:val="28"/>
-        </w:rPr>
-        <w:t>НОД(</w:t>
-      </w:r>
-      <w:proofErr w:type="gramEnd"/>
-      <w:r>
-        <w:rPr>
-          <w:rFonts w:ascii="Times New Roman" w:eastAsiaTheme="minorEastAsia" w:hAnsi="Times New Roman" w:cs="Times New Roman"/>
-          <w:sz w:val="28"/>
-          <w:szCs w:val="28"/>
-        </w:rPr>
-        <w:t>89, 55)</w:t>
+      <w:r>
+        <w:rPr>
+          <w:rFonts w:ascii="Times New Roman" w:eastAsiaTheme="minorEastAsia" w:hAnsi="Times New Roman" w:cs="Times New Roman"/>
+          <w:sz w:val="28"/>
+          <w:szCs w:val="28"/>
+        </w:rPr>
+        <w:t>НОД(89, 55)</w:t>
       </w:r>
       <w:r>
         <w:rPr>
@@ -11480,23 +11410,13 @@
         </w:rPr>
         <w:t xml:space="preserve">(-53) * 257 + 98 * 139 = (-13621) + 13622 = 1 = </w:t>
       </w:r>
-      <w:proofErr w:type="gramStart"/>
-      <w:r>
-        <w:rPr>
-          <w:rFonts w:ascii="Times New Roman" w:eastAsiaTheme="minorEastAsia" w:hAnsi="Times New Roman" w:cs="Times New Roman"/>
-          <w:sz w:val="28"/>
-          <w:szCs w:val="28"/>
-        </w:rPr>
-        <w:t>НОД(</w:t>
-      </w:r>
-      <w:proofErr w:type="gramEnd"/>
-      <w:r>
-        <w:rPr>
-          <w:rFonts w:ascii="Times New Roman" w:eastAsiaTheme="minorEastAsia" w:hAnsi="Times New Roman" w:cs="Times New Roman"/>
-          <w:sz w:val="28"/>
-          <w:szCs w:val="28"/>
-        </w:rPr>
-        <w:t>89, 55)</w:t>
+      <w:r>
+        <w:rPr>
+          <w:rFonts w:ascii="Times New Roman" w:eastAsiaTheme="minorEastAsia" w:hAnsi="Times New Roman" w:cs="Times New Roman"/>
+          <w:sz w:val="28"/>
+          <w:szCs w:val="28"/>
+        </w:rPr>
+        <w:t>НОД(89, 55)</w:t>
       </w:r>
     </w:p>
     <w:sectPr>

--- a/Lab3/Шутко_451002_Пример работы алгоритмов.docx
+++ b/Lab3/Шутко_451002_Пример работы алгоритмов.docx
@@ -1708,6 +1708,24 @@
             <w:r>
               <w:rPr>
                 <w:rFonts w:ascii="Times New Roman" w:hAnsi="Times New Roman" w:cs="Times New Roman"/>
+                <w:sz w:val="28"/>
+                <w:szCs w:val="28"/>
+              </w:rPr>
+              <w:t>3 – 1 =</w:t>
+            </w:r>
+            <w:r>
+              <w:rPr>
+                <w:rFonts w:ascii="Times New Roman" w:hAnsi="Times New Roman" w:cs="Times New Roman"/>
+                <w:b/>
+                <w:bCs/>
+                <w:sz w:val="28"/>
+                <w:szCs w:val="28"/>
+              </w:rPr>
+              <w:t xml:space="preserve"> </w:t>
+            </w:r>
+            <w:r>
+              <w:rPr>
+                <w:rFonts w:ascii="Times New Roman" w:hAnsi="Times New Roman" w:cs="Times New Roman"/>
                 <w:b/>
                 <w:bCs/>
                 <w:sz w:val="28"/>
@@ -1958,6 +1976,24 @@
                 <w:szCs w:val="28"/>
               </w:rPr>
             </w:pPr>
+            <w:r>
+              <w:rPr>
+                <w:rFonts w:ascii="Times New Roman" w:hAnsi="Times New Roman" w:cs="Times New Roman"/>
+                <w:sz w:val="28"/>
+                <w:szCs w:val="28"/>
+              </w:rPr>
+              <w:t>1 – 1 =</w:t>
+            </w:r>
+            <w:r>
+              <w:rPr>
+                <w:rFonts w:ascii="Times New Roman" w:hAnsi="Times New Roman" w:cs="Times New Roman"/>
+                <w:b/>
+                <w:bCs/>
+                <w:sz w:val="28"/>
+                <w:szCs w:val="28"/>
+              </w:rPr>
+              <w:t xml:space="preserve"> </w:t>
+            </w:r>
             <w:r>
               <w:rPr>
                 <w:rFonts w:ascii="Times New Roman" w:hAnsi="Times New Roman" w:cs="Times New Roman"/>
@@ -8430,13 +8466,23 @@
           <w:szCs w:val="28"/>
         </w:rPr>
       </w:pPr>
-      <w:r>
-        <w:rPr>
-          <w:rFonts w:ascii="Times New Roman" w:eastAsiaTheme="minorEastAsia" w:hAnsi="Times New Roman" w:cs="Times New Roman"/>
-          <w:sz w:val="28"/>
-          <w:szCs w:val="28"/>
-        </w:rPr>
-        <w:t>НОД(89, 55)</w:t>
+      <w:proofErr w:type="gramStart"/>
+      <w:r>
+        <w:rPr>
+          <w:rFonts w:ascii="Times New Roman" w:eastAsiaTheme="minorEastAsia" w:hAnsi="Times New Roman" w:cs="Times New Roman"/>
+          <w:sz w:val="28"/>
+          <w:szCs w:val="28"/>
+        </w:rPr>
+        <w:t>НОД(</w:t>
+      </w:r>
+      <w:proofErr w:type="gramEnd"/>
+      <w:r>
+        <w:rPr>
+          <w:rFonts w:ascii="Times New Roman" w:eastAsiaTheme="minorEastAsia" w:hAnsi="Times New Roman" w:cs="Times New Roman"/>
+          <w:sz w:val="28"/>
+          <w:szCs w:val="28"/>
+        </w:rPr>
+        <w:t>89, 55)</w:t>
       </w:r>
       <w:r>
         <w:rPr>
@@ -8586,13 +8632,23 @@
           <m:t xml:space="preserve">= </m:t>
         </m:r>
       </m:oMath>
-      <w:r>
-        <w:rPr>
-          <w:rFonts w:ascii="Times New Roman" w:eastAsiaTheme="minorEastAsia" w:hAnsi="Times New Roman" w:cs="Times New Roman"/>
-          <w:sz w:val="28"/>
-          <w:szCs w:val="28"/>
-        </w:rPr>
-        <w:t>НОД(89, 55)</w:t>
+      <w:proofErr w:type="gramStart"/>
+      <w:r>
+        <w:rPr>
+          <w:rFonts w:ascii="Times New Roman" w:eastAsiaTheme="minorEastAsia" w:hAnsi="Times New Roman" w:cs="Times New Roman"/>
+          <w:sz w:val="28"/>
+          <w:szCs w:val="28"/>
+        </w:rPr>
+        <w:t>НОД(</w:t>
+      </w:r>
+      <w:proofErr w:type="gramEnd"/>
+      <w:r>
+        <w:rPr>
+          <w:rFonts w:ascii="Times New Roman" w:eastAsiaTheme="minorEastAsia" w:hAnsi="Times New Roman" w:cs="Times New Roman"/>
+          <w:sz w:val="28"/>
+          <w:szCs w:val="28"/>
+        </w:rPr>
+        <w:t>89, 55)</w:t>
       </w:r>
       <w:r>
         <w:rPr>
@@ -11410,13 +11466,23 @@
         </w:rPr>
         <w:t xml:space="preserve">(-53) * 257 + 98 * 139 = (-13621) + 13622 = 1 = </w:t>
       </w:r>
-      <w:r>
-        <w:rPr>
-          <w:rFonts w:ascii="Times New Roman" w:eastAsiaTheme="minorEastAsia" w:hAnsi="Times New Roman" w:cs="Times New Roman"/>
-          <w:sz w:val="28"/>
-          <w:szCs w:val="28"/>
-        </w:rPr>
-        <w:t>НОД(89, 55)</w:t>
+      <w:proofErr w:type="gramStart"/>
+      <w:r>
+        <w:rPr>
+          <w:rFonts w:ascii="Times New Roman" w:eastAsiaTheme="minorEastAsia" w:hAnsi="Times New Roman" w:cs="Times New Roman"/>
+          <w:sz w:val="28"/>
+          <w:szCs w:val="28"/>
+        </w:rPr>
+        <w:t>НОД(</w:t>
+      </w:r>
+      <w:proofErr w:type="gramEnd"/>
+      <w:r>
+        <w:rPr>
+          <w:rFonts w:ascii="Times New Roman" w:eastAsiaTheme="minorEastAsia" w:hAnsi="Times New Roman" w:cs="Times New Roman"/>
+          <w:sz w:val="28"/>
+          <w:szCs w:val="28"/>
+        </w:rPr>
+        <w:t>89, 55)</w:t>
       </w:r>
     </w:p>
     <w:sectPr>
